--- a/AER_I_Submission/ACF_CL.docx
+++ b/AER_I_Submission/ACF_CL.docx
@@ -121,93 +121,7 @@
         <w:rPr>
           <w:rFonts w:ascii="Times New Roman" w:hAnsi="Times New Roman" w:cs="Times New Roman"/>
         </w:rPr>
-        <w:t>We are</w:t>
-      </w:r>
-      <w:r>
-        <w:rPr>
-          <w:rFonts w:ascii="Times New Roman" w:hAnsi="Times New Roman" w:cs="Times New Roman"/>
-        </w:rPr>
-        <w:t xml:space="preserve"> submitting</w:t>
-      </w:r>
-      <w:r>
-        <w:rPr>
-          <w:rFonts w:ascii="Times New Roman" w:hAnsi="Times New Roman" w:cs="Times New Roman"/>
-        </w:rPr>
-        <w:t xml:space="preserve"> </w:t>
-      </w:r>
-      <w:r>
-        <w:rPr>
-          <w:rFonts w:ascii="Times New Roman" w:hAnsi="Times New Roman" w:cs="Times New Roman"/>
-        </w:rPr>
-        <w:t>the paper “</w:t>
-      </w:r>
-      <w:r>
-        <w:rPr>
-          <w:rFonts w:ascii="Times New Roman" w:hAnsi="Times New Roman" w:cs="Times New Roman"/>
-        </w:rPr>
-        <w:t>Natural Capital and the Measurement of</w:t>
-      </w:r>
-      <w:r>
-        <w:rPr>
-          <w:rFonts w:ascii="Times New Roman" w:hAnsi="Times New Roman" w:cs="Times New Roman"/>
-        </w:rPr>
-        <w:t xml:space="preserve">” </w:t>
-      </w:r>
-      <w:r>
-        <w:rPr>
-          <w:rFonts w:ascii="Times New Roman" w:hAnsi="Times New Roman" w:cs="Times New Roman"/>
-        </w:rPr>
-        <w:t xml:space="preserve">for consideration </w:t>
-      </w:r>
-      <w:r>
-        <w:rPr>
-          <w:rFonts w:ascii="Times New Roman" w:hAnsi="Times New Roman" w:cs="Times New Roman"/>
-        </w:rPr>
-        <w:t>at</w:t>
-      </w:r>
-      <w:r>
-        <w:rPr>
-          <w:rFonts w:ascii="Times New Roman" w:hAnsi="Times New Roman" w:cs="Times New Roman"/>
-        </w:rPr>
-        <w:t xml:space="preserve"> </w:t>
-      </w:r>
-      <w:r>
-        <w:rPr>
-          <w:rFonts w:ascii="Times New Roman" w:hAnsi="Times New Roman" w:cs="Times New Roman"/>
-          <w:i/>
-          <w:iCs/>
-        </w:rPr>
-        <w:t xml:space="preserve">American Economic </w:t>
-      </w:r>
-      <w:r>
-        <w:rPr>
-          <w:rFonts w:ascii="Times New Roman" w:hAnsi="Times New Roman" w:cs="Times New Roman"/>
-          <w:i/>
-          <w:iCs/>
-        </w:rPr>
-        <w:t>Review</w:t>
-      </w:r>
-      <w:r>
-        <w:rPr>
-          <w:rFonts w:ascii="Times New Roman" w:hAnsi="Times New Roman" w:cs="Times New Roman"/>
-          <w:i/>
-          <w:iCs/>
-        </w:rPr>
-        <w:t>:</w:t>
-      </w:r>
-      <w:r>
-        <w:rPr>
-          <w:rFonts w:ascii="Times New Roman" w:hAnsi="Times New Roman" w:cs="Times New Roman"/>
-          <w:i/>
-          <w:iCs/>
-        </w:rPr>
-        <w:t xml:space="preserve"> Insights </w:t>
-      </w:r>
-      <w:r>
-        <w:rPr>
-          <w:rFonts w:ascii="Times New Roman" w:hAnsi="Times New Roman" w:cs="Times New Roman"/>
-        </w:rPr>
-        <w:t>(</w:t>
+        <w:t>Please accept “Natural Capital and the Measurement of Productivity” for consideration for publication at American Economic Review: Insights (</w:t>
       </w:r>
       <w:proofErr w:type="gramStart"/>
       <w:r>
@@ -221,157 +135,35 @@
         <w:rPr>
           <w:rFonts w:ascii="Times New Roman" w:hAnsi="Times New Roman" w:cs="Times New Roman"/>
         </w:rPr>
-        <w:t>)</w:t>
-      </w:r>
-      <w:r>
-        <w:rPr>
-          <w:rFonts w:ascii="Times New Roman" w:hAnsi="Times New Roman" w:cs="Times New Roman"/>
-          <w:i/>
-          <w:iCs/>
-        </w:rPr>
-        <w:t>.</w:t>
-      </w:r>
-      <w:r>
-        <w:rPr>
-          <w:rFonts w:ascii="Times New Roman" w:hAnsi="Times New Roman" w:cs="Times New Roman"/>
-        </w:rPr>
-        <w:t xml:space="preserve"> </w:t>
-      </w:r>
-      <w:r>
-        <w:rPr>
-          <w:rFonts w:ascii="Times New Roman" w:hAnsi="Times New Roman" w:cs="Times New Roman"/>
-        </w:rPr>
-        <w:t>The</w:t>
-      </w:r>
-      <w:r>
-        <w:rPr>
-          <w:rFonts w:ascii="Times New Roman" w:hAnsi="Times New Roman" w:cs="Times New Roman"/>
-        </w:rPr>
-        <w:t xml:space="preserve"> manuscript</w:t>
-      </w:r>
-      <w:r>
-        <w:rPr>
-          <w:rFonts w:ascii="Times New Roman" w:hAnsi="Times New Roman" w:cs="Times New Roman"/>
-        </w:rPr>
-        <w:t xml:space="preserve"> </w:t>
-      </w:r>
-      <w:r>
-        <w:rPr>
-          <w:rFonts w:ascii="Times New Roman" w:hAnsi="Times New Roman" w:cs="Times New Roman"/>
-        </w:rPr>
-        <w:t>includes a</w:t>
-      </w:r>
-      <w:r>
-        <w:rPr>
-          <w:rFonts w:ascii="Times New Roman" w:hAnsi="Times New Roman" w:cs="Times New Roman"/>
-        </w:rPr>
-        <w:t xml:space="preserve">n </w:t>
-      </w:r>
-      <w:r>
-        <w:rPr>
-          <w:rFonts w:ascii="Times New Roman" w:hAnsi="Times New Roman" w:cs="Times New Roman"/>
-        </w:rPr>
-        <w:t>appendix, meant for online publication only, which has been uploaded with this submission.</w:t>
-      </w:r>
-      <w:r>
-        <w:rPr>
-          <w:rFonts w:ascii="Times New Roman" w:hAnsi="Times New Roman" w:cs="Times New Roman"/>
-        </w:rPr>
-        <w:t xml:space="preserve"> </w:t>
-      </w:r>
-      <w:r>
-        <w:rPr>
-          <w:rFonts w:ascii="Times New Roman" w:hAnsi="Times New Roman" w:cs="Times New Roman"/>
-        </w:rPr>
-        <w:t>Among the coeditors</w:t>
-      </w:r>
-      <w:r>
-        <w:rPr>
-          <w:rFonts w:ascii="Times New Roman" w:hAnsi="Times New Roman" w:cs="Times New Roman"/>
-        </w:rPr>
-        <w:t xml:space="preserve"> at </w:t>
+        <w:t xml:space="preserve">). The role of natural resources and the environment in economy is a longstanding question. Recent changes (2025) to the System of National Accounts guidance and a substantial Beyond GDP policy pushes make understanding the role of natural resources that much more important. In the manuscript, we connect natural resources to TFP measurement, we provide theory and measurement that suggest that omitting natural resources can bias TFP estimates at scales that are important for long-run budget forecasts and other macroeconomic concerns. The manuscript includes an appendix, intended for online-only publication. We recommend Tatyana </w:t>
+      </w:r>
+      <w:proofErr w:type="spellStart"/>
+      <w:r>
+        <w:rPr>
+          <w:rFonts w:ascii="Times New Roman" w:hAnsi="Times New Roman" w:cs="Times New Roman"/>
+        </w:rPr>
+        <w:t>Deryugina</w:t>
+      </w:r>
+      <w:proofErr w:type="spellEnd"/>
+      <w:r>
+        <w:rPr>
+          <w:rFonts w:ascii="Times New Roman" w:hAnsi="Times New Roman" w:cs="Times New Roman"/>
+        </w:rPr>
+        <w:t xml:space="preserve"> or Seema Jayachandran from among the coeditors at </w:t>
       </w:r>
       <w:proofErr w:type="gramStart"/>
       <w:r>
         <w:rPr>
           <w:rFonts w:ascii="Times New Roman" w:hAnsi="Times New Roman" w:cs="Times New Roman"/>
         </w:rPr>
-        <w:t>AER:I</w:t>
+        <w:t>AER:I.</w:t>
       </w:r>
       <w:proofErr w:type="gramEnd"/>
       <w:r>
         <w:rPr>
           <w:rFonts w:ascii="Times New Roman" w:hAnsi="Times New Roman" w:cs="Times New Roman"/>
         </w:rPr>
-        <w:t xml:space="preserve">, </w:t>
-      </w:r>
-      <w:r>
-        <w:rPr>
-          <w:rFonts w:ascii="Times New Roman" w:hAnsi="Times New Roman" w:cs="Times New Roman"/>
-        </w:rPr>
-        <w:t xml:space="preserve">either </w:t>
-      </w:r>
-      <w:r>
-        <w:rPr>
-          <w:rFonts w:ascii="Times New Roman" w:hAnsi="Times New Roman" w:cs="Times New Roman"/>
-        </w:rPr>
-        <w:t xml:space="preserve">Tatyana </w:t>
-      </w:r>
-      <w:proofErr w:type="spellStart"/>
-      <w:r>
-        <w:rPr>
-          <w:rFonts w:ascii="Times New Roman" w:hAnsi="Times New Roman" w:cs="Times New Roman"/>
-        </w:rPr>
-        <w:t>Deryugina</w:t>
-      </w:r>
-      <w:proofErr w:type="spellEnd"/>
-      <w:r>
-        <w:rPr>
-          <w:rFonts w:ascii="Times New Roman" w:hAnsi="Times New Roman" w:cs="Times New Roman"/>
-        </w:rPr>
-        <w:t xml:space="preserve"> or </w:t>
-      </w:r>
-      <w:r>
-        <w:rPr>
-          <w:rFonts w:ascii="Times New Roman" w:hAnsi="Times New Roman" w:cs="Times New Roman"/>
-        </w:rPr>
-        <w:t>Seema Jayachandran</w:t>
-      </w:r>
-      <w:r>
-        <w:rPr>
-          <w:rFonts w:ascii="Times New Roman" w:hAnsi="Times New Roman" w:cs="Times New Roman"/>
-        </w:rPr>
-        <w:t xml:space="preserve"> </w:t>
-      </w:r>
-      <w:r>
-        <w:rPr>
-          <w:rFonts w:ascii="Times New Roman" w:hAnsi="Times New Roman" w:cs="Times New Roman"/>
-        </w:rPr>
-        <w:t xml:space="preserve">would be best suited to determine whether this submission merits review given </w:t>
-      </w:r>
-      <w:r>
-        <w:rPr>
-          <w:rFonts w:ascii="Times New Roman" w:hAnsi="Times New Roman" w:cs="Times New Roman"/>
-        </w:rPr>
-        <w:t>their</w:t>
-      </w:r>
-      <w:r>
-        <w:rPr>
-          <w:rFonts w:ascii="Times New Roman" w:hAnsi="Times New Roman" w:cs="Times New Roman"/>
-        </w:rPr>
-        <w:t xml:space="preserve"> work on </w:t>
-      </w:r>
-      <w:r>
-        <w:rPr>
-          <w:rFonts w:ascii="Times New Roman" w:hAnsi="Times New Roman" w:cs="Times New Roman"/>
-        </w:rPr>
-        <w:t>environmental economics generally</w:t>
-      </w:r>
-      <w:r>
-        <w:rPr>
-          <w:rFonts w:ascii="Times New Roman" w:hAnsi="Times New Roman" w:cs="Times New Roman"/>
-        </w:rPr>
-        <w:t xml:space="preserve">. </w:t>
+        <w:t xml:space="preserve"> The manuscript is not under review or consideration elsewhere. Please contact me with any further questions.</w:t>
       </w:r>
     </w:p>
     <w:p>

--- a/AER_I_Submission/ACF_CL.docx
+++ b/AER_I_Submission/ACF_CL.docx
@@ -277,12 +277,66 @@
         <w:rPr>
           <w:rFonts w:ascii="Times New Roman" w:hAnsi="Times New Roman" w:cs="Times New Roman"/>
         </w:rPr>
+        <w:t xml:space="preserve"> It is not under consideration </w:t>
+      </w:r>
+      <w:r>
+        <w:rPr>
+          <w:rFonts w:ascii="Times New Roman" w:hAnsi="Times New Roman" w:cs="Times New Roman"/>
+        </w:rPr>
+        <w:t xml:space="preserve">at another </w:t>
+      </w:r>
+      <w:r>
+        <w:rPr>
+          <w:rFonts w:ascii="Times New Roman" w:hAnsi="Times New Roman" w:cs="Times New Roman"/>
+        </w:rPr>
+        <w:t>journal,</w:t>
+      </w:r>
+      <w:r>
+        <w:rPr>
+          <w:rFonts w:ascii="Times New Roman" w:hAnsi="Times New Roman" w:cs="Times New Roman"/>
+        </w:rPr>
         <w:t xml:space="preserve"> </w:t>
       </w:r>
       <w:r>
         <w:rPr>
           <w:rFonts w:ascii="Times New Roman" w:hAnsi="Times New Roman" w:cs="Times New Roman"/>
         </w:rPr>
+        <w:t xml:space="preserve">nor </w:t>
+      </w:r>
+      <w:r>
+        <w:rPr>
+          <w:rFonts w:ascii="Times New Roman" w:hAnsi="Times New Roman" w:cs="Times New Roman"/>
+        </w:rPr>
+        <w:t>is it</w:t>
+      </w:r>
+      <w:r>
+        <w:rPr>
+          <w:rFonts w:ascii="Times New Roman" w:hAnsi="Times New Roman" w:cs="Times New Roman"/>
+        </w:rPr>
+        <w:t xml:space="preserve"> submitted</w:t>
+      </w:r>
+      <w:r>
+        <w:rPr>
+          <w:rFonts w:ascii="Times New Roman" w:hAnsi="Times New Roman" w:cs="Times New Roman"/>
+        </w:rPr>
+        <w:t xml:space="preserve"> concurrently</w:t>
+      </w:r>
+      <w:r>
+        <w:rPr>
+          <w:rFonts w:ascii="Times New Roman" w:hAnsi="Times New Roman" w:cs="Times New Roman"/>
+        </w:rPr>
+        <w:t xml:space="preserve"> elsewhere.</w:t>
+      </w:r>
+      <w:r>
+        <w:rPr>
+          <w:rFonts w:ascii="Times New Roman" w:hAnsi="Times New Roman" w:cs="Times New Roman"/>
+        </w:rPr>
+        <w:t xml:space="preserve"> </w:t>
+      </w:r>
+      <w:r>
+        <w:rPr>
+          <w:rFonts w:ascii="Times New Roman" w:hAnsi="Times New Roman" w:cs="Times New Roman"/>
+        </w:rPr>
         <w:t>Among the coeditors</w:t>
       </w:r>
       <w:r>
@@ -309,7 +363,13 @@
         <w:rPr>
           <w:rFonts w:ascii="Times New Roman" w:hAnsi="Times New Roman" w:cs="Times New Roman"/>
         </w:rPr>
-        <w:t xml:space="preserve">either </w:t>
+        <w:t>we suggest either</w:t>
+      </w:r>
+      <w:r>
+        <w:rPr>
+          <w:rFonts w:ascii="Times New Roman" w:hAnsi="Times New Roman" w:cs="Times New Roman"/>
+        </w:rPr>
+        <w:t xml:space="preserve"> </w:t>
       </w:r>
       <w:r>
         <w:rPr>
@@ -347,7 +407,7 @@
         <w:rPr>
           <w:rFonts w:ascii="Times New Roman" w:hAnsi="Times New Roman" w:cs="Times New Roman"/>
         </w:rPr>
-        <w:t xml:space="preserve">would be best suited to determine whether this submission merits review given </w:t>
+        <w:t xml:space="preserve">determine whether this submission merits review given </w:t>
       </w:r>
       <w:r>
         <w:rPr>
@@ -487,23 +547,6 @@
         </w:rPr>
         <w:t>New Haven, CT 06511</w:t>
       </w:r>
-    </w:p>
-    <w:p>
-      <w:pPr>
-        <w:pStyle w:val="Body"/>
-        <w:rPr>
-          <w:rFonts w:ascii="Times New Roman" w:eastAsia="Times New Roman" w:hAnsi="Times New Roman" w:cs="Times New Roman"/>
-        </w:rPr>
-      </w:pPr>
-    </w:p>
-    <w:p>
-      <w:pPr>
-        <w:pStyle w:val="Body"/>
-        <w:spacing w:before="49"/>
-        <w:rPr>
-          <w:rFonts w:ascii="Times New Roman" w:hAnsi="Times New Roman" w:cs="Times New Roman"/>
-        </w:rPr>
-      </w:pPr>
     </w:p>
     <w:sectPr>
       <w:headerReference w:type="default" r:id="rId6"/>

--- a/AER_I_Submission/ACF_CL.docx
+++ b/AER_I_Submission/ACF_CL.docx
@@ -7,42 +7,18 @@
         <w:pStyle w:val="BodyA"/>
         <w:spacing w:before="49"/>
         <w:rPr>
-          <w:rFonts w:ascii="Times New Roman" w:eastAsia="Times New Roman" w:hAnsi="Times New Roman" w:cs="Times New Roman"/>
-          <w:sz w:val="24"/>
-          <w:szCs w:val="24"/>
+          <w:rFonts w:ascii="Yale 2024" w:eastAsia="Times New Roman" w:hAnsi="Yale 2024" w:cs="Times New Roman"/>
+          <w:sz w:val="20"/>
+          <w:szCs w:val="20"/>
         </w:rPr>
       </w:pPr>
       <w:r>
         <w:rPr>
-          <w:rFonts w:ascii="Times New Roman" w:hAnsi="Times New Roman" w:cs="Times New Roman"/>
-          <w:sz w:val="24"/>
-          <w:szCs w:val="24"/>
-        </w:rPr>
-        <w:t>March</w:t>
-      </w:r>
-      <w:r>
-        <w:rPr>
-          <w:rFonts w:ascii="Times New Roman" w:hAnsi="Times New Roman" w:cs="Times New Roman"/>
-          <w:sz w:val="24"/>
-          <w:szCs w:val="24"/>
-        </w:rPr>
-        <w:t xml:space="preserve"> </w:t>
-      </w:r>
-      <w:r>
-        <w:rPr>
-          <w:rFonts w:ascii="Times New Roman" w:hAnsi="Times New Roman" w:cs="Times New Roman"/>
-          <w:sz w:val="24"/>
-          <w:szCs w:val="24"/>
-        </w:rPr>
-        <w:t>5</w:t>
-      </w:r>
-      <w:r>
-        <w:rPr>
-          <w:rFonts w:ascii="Times New Roman" w:hAnsi="Times New Roman" w:cs="Times New Roman"/>
-          <w:sz w:val="24"/>
-          <w:szCs w:val="24"/>
-        </w:rPr>
-        <w:t>, 2026</w:t>
+          <w:rFonts w:ascii="Yale 2024" w:hAnsi="Yale 2024" w:cs="Times New Roman"/>
+          <w:sz w:val="20"/>
+          <w:szCs w:val="20"/>
+        </w:rPr>
+        <w:t>May 27, 2026</w:t>
       </w:r>
     </w:p>
     <w:p>
@@ -50,7 +26,9 @@
         <w:pStyle w:val="Body"/>
         <w:spacing w:before="49"/>
         <w:rPr>
-          <w:rFonts w:ascii="Times New Roman" w:eastAsia="Times New Roman" w:hAnsi="Times New Roman" w:cs="Times New Roman"/>
+          <w:rFonts w:ascii="Yale 2024" w:eastAsia="Times New Roman" w:hAnsi="Yale 2024" w:cs="Times New Roman"/>
+          <w:sz w:val="20"/>
+          <w:szCs w:val="20"/>
         </w:rPr>
       </w:pPr>
     </w:p>
@@ -59,24 +37,32 @@
         <w:pStyle w:val="Body"/>
         <w:spacing w:before="49"/>
         <w:rPr>
-          <w:rFonts w:ascii="Times New Roman" w:eastAsia="Times New Roman" w:hAnsi="Times New Roman" w:cs="Times New Roman"/>
+          <w:rFonts w:ascii="Yale 2024" w:eastAsia="Times New Roman" w:hAnsi="Yale 2024" w:cs="Times New Roman"/>
+          <w:sz w:val="20"/>
+          <w:szCs w:val="20"/>
         </w:rPr>
       </w:pPr>
       <w:r>
         <w:rPr>
-          <w:rFonts w:ascii="Times New Roman" w:hAnsi="Times New Roman" w:cs="Times New Roman"/>
+          <w:rFonts w:ascii="Yale 2024" w:hAnsi="Yale 2024" w:cs="Times New Roman"/>
+          <w:sz w:val="20"/>
+          <w:szCs w:val="20"/>
         </w:rPr>
         <w:t>Dear</w:t>
       </w:r>
       <w:r>
         <w:rPr>
-          <w:rFonts w:ascii="Times New Roman" w:hAnsi="Times New Roman" w:cs="Times New Roman"/>
+          <w:rFonts w:ascii="Yale 2024" w:hAnsi="Yale 2024" w:cs="Times New Roman"/>
+          <w:sz w:val="20"/>
+          <w:szCs w:val="20"/>
         </w:rPr>
         <w:t xml:space="preserve"> Editor</w:t>
       </w:r>
       <w:r>
         <w:rPr>
-          <w:rFonts w:ascii="Times New Roman" w:hAnsi="Times New Roman" w:cs="Times New Roman"/>
+          <w:rFonts w:ascii="Yale 2024" w:hAnsi="Yale 2024" w:cs="Times New Roman"/>
+          <w:sz w:val="20"/>
+          <w:szCs w:val="20"/>
         </w:rPr>
         <w:t>(s),</w:t>
       </w:r>
@@ -89,12 +75,16 @@
         </w:tabs>
         <w:spacing w:before="49"/>
         <w:rPr>
-          <w:rFonts w:ascii="Times New Roman" w:eastAsia="Times New Roman" w:hAnsi="Times New Roman" w:cs="Times New Roman"/>
+          <w:rFonts w:ascii="Yale 2024" w:eastAsia="Times New Roman" w:hAnsi="Yale 2024" w:cs="Times New Roman"/>
+          <w:sz w:val="20"/>
+          <w:szCs w:val="20"/>
         </w:rPr>
       </w:pPr>
       <w:r>
         <w:rPr>
-          <w:rFonts w:ascii="Times New Roman" w:eastAsia="Times New Roman" w:hAnsi="Times New Roman" w:cs="Times New Roman"/>
+          <w:rFonts w:ascii="Yale 2024" w:eastAsia="Times New Roman" w:hAnsi="Yale 2024" w:cs="Times New Roman"/>
+          <w:sz w:val="20"/>
+          <w:szCs w:val="20"/>
         </w:rPr>
         <w:tab/>
       </w:r>
@@ -104,7 +94,9 @@
         <w:pStyle w:val="Body"/>
         <w:spacing w:before="49"/>
         <w:rPr>
-          <w:rFonts w:ascii="Times New Roman" w:eastAsia="Times New Roman" w:hAnsi="Times New Roman" w:cs="Times New Roman"/>
+          <w:rFonts w:ascii="Yale 2024" w:eastAsia="Times New Roman" w:hAnsi="Yale 2024" w:cs="Times New Roman"/>
+          <w:sz w:val="20"/>
+          <w:szCs w:val="20"/>
         </w:rPr>
       </w:pPr>
     </w:p>
@@ -114,56 +106,368 @@
         <w:spacing w:before="49"/>
         <w:ind w:firstLine="720"/>
         <w:rPr>
-          <w:rFonts w:ascii="Times New Roman" w:hAnsi="Times New Roman" w:cs="Times New Roman"/>
+          <w:rFonts w:ascii="Yale 2024" w:hAnsi="Yale 2024" w:cs="Times New Roman"/>
+          <w:sz w:val="20"/>
+          <w:szCs w:val="20"/>
         </w:rPr>
       </w:pPr>
       <w:r>
         <w:rPr>
-          <w:rFonts w:ascii="Times New Roman" w:hAnsi="Times New Roman" w:cs="Times New Roman"/>
-        </w:rPr>
-        <w:t>Please accept “Natural Capital and the Measurement of Productivity” for consideration for publication at American Economic Review: Insights (</w:t>
+          <w:rFonts w:ascii="Yale 2024" w:hAnsi="Yale 2024" w:cs="Times New Roman"/>
+          <w:sz w:val="20"/>
+          <w:szCs w:val="20"/>
+        </w:rPr>
+        <w:t xml:space="preserve">Please </w:t>
+      </w:r>
+      <w:r>
+        <w:rPr>
+          <w:rFonts w:ascii="Yale 2024" w:hAnsi="Yale 2024" w:cs="Times New Roman"/>
+          <w:sz w:val="20"/>
+          <w:szCs w:val="20"/>
+        </w:rPr>
+        <w:t>consider</w:t>
+      </w:r>
+      <w:r>
+        <w:rPr>
+          <w:rFonts w:ascii="Yale 2024" w:hAnsi="Yale 2024" w:cs="Times New Roman"/>
+          <w:sz w:val="20"/>
+          <w:szCs w:val="20"/>
+        </w:rPr>
+        <w:t xml:space="preserve"> “Natural Capital and the Measurement of Productivity” for publication at American Economic Review: Insights (</w:t>
       </w:r>
       <w:proofErr w:type="gramStart"/>
       <w:r>
         <w:rPr>
-          <w:rFonts w:ascii="Times New Roman" w:hAnsi="Times New Roman" w:cs="Times New Roman"/>
+          <w:rFonts w:ascii="Yale 2024" w:hAnsi="Yale 2024" w:cs="Times New Roman"/>
+          <w:sz w:val="20"/>
+          <w:szCs w:val="20"/>
         </w:rPr>
         <w:t>AER:I</w:t>
       </w:r>
       <w:proofErr w:type="gramEnd"/>
       <w:r>
         <w:rPr>
-          <w:rFonts w:ascii="Times New Roman" w:hAnsi="Times New Roman" w:cs="Times New Roman"/>
-        </w:rPr>
-        <w:t xml:space="preserve">). The role of natural resources and the environment in economy is a longstanding question. Recent changes (2025) to the System of National Accounts guidance and a substantial Beyond GDP policy pushes make understanding the role of natural resources that much more important. In the manuscript, we connect natural resources to TFP measurement, we provide theory and measurement that suggest that omitting natural resources can bias TFP estimates at scales that are important for long-run budget forecasts and other macroeconomic concerns. The manuscript includes an appendix, intended for online-only publication. We recommend Tatyana </w:t>
+          <w:rFonts w:ascii="Yale 2024" w:hAnsi="Yale 2024" w:cs="Times New Roman"/>
+          <w:sz w:val="20"/>
+          <w:szCs w:val="20"/>
+        </w:rPr>
+        <w:t>). The role of natural resources and the environment in</w:t>
+      </w:r>
+      <w:r>
+        <w:rPr>
+          <w:rFonts w:ascii="Yale 2024" w:hAnsi="Yale 2024" w:cs="Times New Roman"/>
+          <w:sz w:val="20"/>
+          <w:szCs w:val="20"/>
+        </w:rPr>
+        <w:t xml:space="preserve"> the</w:t>
+      </w:r>
+      <w:r>
+        <w:rPr>
+          <w:rFonts w:ascii="Yale 2024" w:hAnsi="Yale 2024" w:cs="Times New Roman"/>
+          <w:sz w:val="20"/>
+          <w:szCs w:val="20"/>
+        </w:rPr>
+        <w:t xml:space="preserve"> economy is a longstanding question. Recent </w:t>
+      </w:r>
+      <w:r>
+        <w:rPr>
+          <w:rFonts w:ascii="Yale 2024" w:hAnsi="Yale 2024" w:cs="Times New Roman"/>
+          <w:sz w:val="20"/>
+          <w:szCs w:val="20"/>
+        </w:rPr>
+        <w:t xml:space="preserve">(2025) </w:t>
+      </w:r>
+      <w:r>
+        <w:rPr>
+          <w:rFonts w:ascii="Yale 2024" w:hAnsi="Yale 2024" w:cs="Times New Roman"/>
+          <w:sz w:val="20"/>
+          <w:szCs w:val="20"/>
+        </w:rPr>
+        <w:t xml:space="preserve">changes to the System of National Accounts guidance </w:t>
+      </w:r>
+      <w:r>
+        <w:rPr>
+          <w:rFonts w:ascii="Yale 2024" w:hAnsi="Yale 2024" w:cs="Times New Roman"/>
+          <w:sz w:val="20"/>
+          <w:szCs w:val="20"/>
+        </w:rPr>
+        <w:t xml:space="preserve">along with </w:t>
+      </w:r>
+      <w:r>
+        <w:rPr>
+          <w:rFonts w:ascii="Yale 2024" w:hAnsi="Yale 2024" w:cs="Times New Roman"/>
+          <w:sz w:val="20"/>
+          <w:szCs w:val="20"/>
+        </w:rPr>
+        <w:t xml:space="preserve">“Beyond GDP” </w:t>
+      </w:r>
+      <w:r>
+        <w:rPr>
+          <w:rFonts w:ascii="Yale 2024" w:hAnsi="Yale 2024" w:cs="Times New Roman"/>
+          <w:sz w:val="20"/>
+          <w:szCs w:val="20"/>
+        </w:rPr>
+        <w:t>policy push</w:t>
+      </w:r>
+      <w:r>
+        <w:rPr>
+          <w:rFonts w:ascii="Yale 2024" w:hAnsi="Yale 2024" w:cs="Times New Roman"/>
+          <w:sz w:val="20"/>
+          <w:szCs w:val="20"/>
+        </w:rPr>
+        <w:t>es globally</w:t>
+      </w:r>
+      <w:r>
+        <w:rPr>
+          <w:rFonts w:ascii="Yale 2024" w:hAnsi="Yale 2024" w:cs="Times New Roman"/>
+          <w:sz w:val="20"/>
+          <w:szCs w:val="20"/>
+        </w:rPr>
+        <w:t xml:space="preserve"> make understanding the role of natural resources</w:t>
+      </w:r>
+      <w:r>
+        <w:rPr>
+          <w:rFonts w:ascii="Yale 2024" w:hAnsi="Yale 2024" w:cs="Times New Roman"/>
+          <w:sz w:val="20"/>
+          <w:szCs w:val="20"/>
+        </w:rPr>
+        <w:t xml:space="preserve"> in production</w:t>
+      </w:r>
+      <w:r>
+        <w:rPr>
+          <w:rFonts w:ascii="Yale 2024" w:hAnsi="Yale 2024" w:cs="Times New Roman"/>
+          <w:sz w:val="20"/>
+          <w:szCs w:val="20"/>
+        </w:rPr>
+        <w:t xml:space="preserve"> </w:t>
+      </w:r>
+      <w:r>
+        <w:rPr>
+          <w:rFonts w:ascii="Yale 2024" w:hAnsi="Yale 2024" w:cs="Times New Roman"/>
+          <w:sz w:val="20"/>
+          <w:szCs w:val="20"/>
+        </w:rPr>
+        <w:t>especially s</w:t>
+      </w:r>
+      <w:r>
+        <w:rPr>
+          <w:rFonts w:ascii="Yale 2024" w:hAnsi="Yale 2024" w:cs="Times New Roman"/>
+          <w:sz w:val="20"/>
+          <w:szCs w:val="20"/>
+        </w:rPr>
+        <w:t xml:space="preserve">alient. </w:t>
+      </w:r>
+      <w:r>
+        <w:rPr>
+          <w:rFonts w:ascii="Yale 2024" w:hAnsi="Yale 2024" w:cs="Times New Roman"/>
+          <w:sz w:val="20"/>
+          <w:szCs w:val="20"/>
+        </w:rPr>
+        <w:t xml:space="preserve">In the manuscript, </w:t>
+      </w:r>
+      <w:r>
+        <w:rPr>
+          <w:rFonts w:ascii="Yale 2024" w:hAnsi="Yale 2024" w:cs="Times New Roman"/>
+          <w:sz w:val="20"/>
+          <w:szCs w:val="20"/>
+        </w:rPr>
+        <w:t xml:space="preserve">we give a theoretical basis for how omitting natural resources biases estimates of total factor productivity (TFP) growth. </w:t>
+      </w:r>
+      <w:r>
+        <w:rPr>
+          <w:rFonts w:ascii="Yale 2024" w:hAnsi="Yale 2024" w:cs="Times New Roman"/>
+          <w:sz w:val="20"/>
+          <w:szCs w:val="20"/>
+        </w:rPr>
+        <w:t>Empirical</w:t>
+      </w:r>
+      <w:r>
+        <w:rPr>
+          <w:rFonts w:ascii="Yale 2024" w:hAnsi="Yale 2024" w:cs="Times New Roman"/>
+          <w:sz w:val="20"/>
+          <w:szCs w:val="20"/>
+        </w:rPr>
+        <w:t xml:space="preserve"> estimates </w:t>
+      </w:r>
+      <w:r>
+        <w:rPr>
+          <w:rFonts w:ascii="Yale 2024" w:hAnsi="Yale 2024" w:cs="Times New Roman"/>
+          <w:sz w:val="20"/>
+          <w:szCs w:val="20"/>
+        </w:rPr>
+        <w:t>of</w:t>
+      </w:r>
+      <w:r>
+        <w:rPr>
+          <w:rFonts w:ascii="Yale 2024" w:hAnsi="Yale 2024" w:cs="Times New Roman"/>
+          <w:sz w:val="20"/>
+          <w:szCs w:val="20"/>
+        </w:rPr>
+        <w:t xml:space="preserve"> </w:t>
+      </w:r>
+      <w:r>
+        <w:rPr>
+          <w:rFonts w:ascii="Yale 2024" w:hAnsi="Yale 2024" w:cs="Times New Roman"/>
+          <w:sz w:val="20"/>
+          <w:szCs w:val="20"/>
+        </w:rPr>
+        <w:t xml:space="preserve">the effects of additional measurement of natural capital on the margin for </w:t>
+      </w:r>
+      <w:r>
+        <w:rPr>
+          <w:rFonts w:ascii="Yale 2024" w:hAnsi="Yale 2024" w:cs="Times New Roman"/>
+          <w:sz w:val="20"/>
+          <w:szCs w:val="20"/>
+        </w:rPr>
+        <w:t>a representative panel of</w:t>
+      </w:r>
+      <w:r>
+        <w:rPr>
+          <w:rFonts w:ascii="Yale 2024" w:hAnsi="Yale 2024" w:cs="Times New Roman"/>
+          <w:sz w:val="20"/>
+          <w:szCs w:val="20"/>
+        </w:rPr>
+        <w:t xml:space="preserve"> </w:t>
+      </w:r>
+      <w:r>
+        <w:rPr>
+          <w:rFonts w:ascii="Yale 2024" w:hAnsi="Yale 2024" w:cs="Times New Roman"/>
+          <w:sz w:val="20"/>
+          <w:szCs w:val="20"/>
+        </w:rPr>
+        <w:t xml:space="preserve">100 </w:t>
+      </w:r>
+      <w:r>
+        <w:rPr>
+          <w:rFonts w:ascii="Yale 2024" w:hAnsi="Yale 2024" w:cs="Times New Roman"/>
+          <w:sz w:val="20"/>
+          <w:szCs w:val="20"/>
+        </w:rPr>
+        <w:t xml:space="preserve">countries </w:t>
+      </w:r>
+      <w:r>
+        <w:rPr>
+          <w:rFonts w:ascii="Yale 2024" w:hAnsi="Yale 2024" w:cs="Times New Roman"/>
+          <w:sz w:val="20"/>
+          <w:szCs w:val="20"/>
+        </w:rPr>
+        <w:t xml:space="preserve">suggest that the current omission of </w:t>
+      </w:r>
+      <w:r>
+        <w:rPr>
+          <w:rFonts w:ascii="Yale 2024" w:hAnsi="Yale 2024" w:cs="Times New Roman"/>
+          <w:sz w:val="20"/>
+          <w:szCs w:val="20"/>
+        </w:rPr>
+        <w:t>natural resources</w:t>
+      </w:r>
+      <w:r>
+        <w:rPr>
+          <w:rFonts w:ascii="Yale 2024" w:hAnsi="Yale 2024" w:cs="Times New Roman"/>
+          <w:sz w:val="20"/>
+          <w:szCs w:val="20"/>
+        </w:rPr>
+        <w:t xml:space="preserve"> </w:t>
+      </w:r>
+      <w:r>
+        <w:rPr>
+          <w:rFonts w:ascii="Yale 2024" w:hAnsi="Yale 2024" w:cs="Times New Roman"/>
+          <w:sz w:val="20"/>
+          <w:szCs w:val="20"/>
+        </w:rPr>
+        <w:t>bias</w:t>
+      </w:r>
+      <w:r>
+        <w:rPr>
+          <w:rFonts w:ascii="Yale 2024" w:hAnsi="Yale 2024" w:cs="Times New Roman"/>
+          <w:sz w:val="20"/>
+          <w:szCs w:val="20"/>
+        </w:rPr>
+        <w:t>es existing</w:t>
+      </w:r>
+      <w:r>
+        <w:rPr>
+          <w:rFonts w:ascii="Yale 2024" w:hAnsi="Yale 2024" w:cs="Times New Roman"/>
+          <w:sz w:val="20"/>
+          <w:szCs w:val="20"/>
+        </w:rPr>
+        <w:t xml:space="preserve"> TFP estimates at scales that are important for budget forecasts and other</w:t>
+      </w:r>
+      <w:r>
+        <w:rPr>
+          <w:rFonts w:ascii="Yale 2024" w:hAnsi="Yale 2024" w:cs="Times New Roman"/>
+          <w:sz w:val="20"/>
+          <w:szCs w:val="20"/>
+        </w:rPr>
+        <w:t xml:space="preserve"> </w:t>
+      </w:r>
+      <w:r>
+        <w:rPr>
+          <w:rFonts w:ascii="Yale 2024" w:hAnsi="Yale 2024" w:cs="Times New Roman"/>
+          <w:sz w:val="20"/>
+          <w:szCs w:val="20"/>
+        </w:rPr>
+        <w:t>long-run</w:t>
+      </w:r>
+      <w:r>
+        <w:rPr>
+          <w:rFonts w:ascii="Yale 2024" w:hAnsi="Yale 2024" w:cs="Times New Roman"/>
+          <w:sz w:val="20"/>
+          <w:szCs w:val="20"/>
+        </w:rPr>
+        <w:t xml:space="preserve"> macroeconomic </w:t>
+      </w:r>
+      <w:r>
+        <w:rPr>
+          <w:rFonts w:ascii="Yale 2024" w:hAnsi="Yale 2024" w:cs="Times New Roman"/>
+          <w:sz w:val="20"/>
+          <w:szCs w:val="20"/>
+        </w:rPr>
+        <w:t>projections</w:t>
+      </w:r>
+      <w:r>
+        <w:rPr>
+          <w:rFonts w:ascii="Yale 2024" w:hAnsi="Yale 2024" w:cs="Times New Roman"/>
+          <w:sz w:val="20"/>
+          <w:szCs w:val="20"/>
+        </w:rPr>
+        <w:t xml:space="preserve">. The manuscript includes an appendix, intended for online-only publication. We recommend Tatyana </w:t>
       </w:r>
       <w:proofErr w:type="spellStart"/>
       <w:r>
         <w:rPr>
-          <w:rFonts w:ascii="Times New Roman" w:hAnsi="Times New Roman" w:cs="Times New Roman"/>
+          <w:rFonts w:ascii="Yale 2024" w:hAnsi="Yale 2024" w:cs="Times New Roman"/>
+          <w:sz w:val="20"/>
+          <w:szCs w:val="20"/>
         </w:rPr>
         <w:t>Deryugina</w:t>
       </w:r>
       <w:proofErr w:type="spellEnd"/>
       <w:r>
         <w:rPr>
-          <w:rFonts w:ascii="Times New Roman" w:hAnsi="Times New Roman" w:cs="Times New Roman"/>
+          <w:rFonts w:ascii="Yale 2024" w:hAnsi="Yale 2024" w:cs="Times New Roman"/>
+          <w:sz w:val="20"/>
+          <w:szCs w:val="20"/>
         </w:rPr>
         <w:t xml:space="preserve"> or Seema Jayachandran from among the coeditors at </w:t>
       </w:r>
       <w:proofErr w:type="gramStart"/>
       <w:r>
         <w:rPr>
-          <w:rFonts w:ascii="Times New Roman" w:hAnsi="Times New Roman" w:cs="Times New Roman"/>
+          <w:rFonts w:ascii="Yale 2024" w:hAnsi="Yale 2024" w:cs="Times New Roman"/>
+          <w:sz w:val="20"/>
+          <w:szCs w:val="20"/>
         </w:rPr>
         <w:t>AER:I.</w:t>
       </w:r>
       <w:proofErr w:type="gramEnd"/>
       <w:r>
         <w:rPr>
-          <w:rFonts w:ascii="Times New Roman" w:hAnsi="Times New Roman" w:cs="Times New Roman"/>
-        </w:rPr>
-        <w:t xml:space="preserve"> The manuscript is not under review or consideration elsewhere. Please contact me with any further questions.</w:t>
+          <w:rFonts w:ascii="Yale 2024" w:hAnsi="Yale 2024" w:cs="Times New Roman"/>
+          <w:sz w:val="20"/>
+          <w:szCs w:val="20"/>
+        </w:rPr>
+        <w:t xml:space="preserve"> </w:t>
       </w:r>
     </w:p>
     <w:p>
@@ -172,7 +476,117 @@
         <w:spacing w:before="49"/>
         <w:ind w:firstLine="720"/>
         <w:rPr>
-          <w:rFonts w:ascii="Times New Roman" w:hAnsi="Times New Roman" w:cs="Times New Roman"/>
+          <w:rFonts w:ascii="Yale 2024" w:hAnsi="Yale 2024"/>
+          <w:sz w:val="20"/>
+          <w:szCs w:val="20"/>
+        </w:rPr>
+      </w:pPr>
+      <w:r>
+        <w:rPr>
+          <w:rFonts w:ascii="Yale 2024" w:hAnsi="Yale 2024"/>
+          <w:sz w:val="20"/>
+          <w:szCs w:val="20"/>
+        </w:rPr>
+        <w:t>All data we use</w:t>
+      </w:r>
+      <w:r>
+        <w:rPr>
+          <w:rFonts w:ascii="Yale 2024" w:hAnsi="Yale 2024"/>
+          <w:sz w:val="20"/>
+          <w:szCs w:val="20"/>
+        </w:rPr>
+        <w:t xml:space="preserve"> in this project</w:t>
+      </w:r>
+      <w:r>
+        <w:rPr>
+          <w:rFonts w:ascii="Yale 2024" w:hAnsi="Yale 2024"/>
+          <w:sz w:val="20"/>
+          <w:szCs w:val="20"/>
+        </w:rPr>
+        <w:t xml:space="preserve"> are publicly available. </w:t>
+      </w:r>
+      <w:r>
+        <w:rPr>
+          <w:rFonts w:ascii="Yale 2024" w:hAnsi="Yale 2024"/>
+          <w:sz w:val="20"/>
+          <w:szCs w:val="20"/>
+        </w:rPr>
+        <w:t>All materials used as inputs to the manuscript</w:t>
+      </w:r>
+      <w:r>
+        <w:rPr>
+          <w:rFonts w:ascii="Yale 2024" w:hAnsi="Yale 2024"/>
+          <w:sz w:val="20"/>
+          <w:szCs w:val="20"/>
+        </w:rPr>
+        <w:t>, including raw data</w:t>
+      </w:r>
+      <w:r>
+        <w:rPr>
+          <w:rFonts w:ascii="Yale 2024" w:hAnsi="Yale 2024"/>
+          <w:sz w:val="20"/>
+          <w:szCs w:val="20"/>
+        </w:rPr>
+        <w:t xml:space="preserve"> and computer code, will </w:t>
+      </w:r>
+      <w:r>
+        <w:rPr>
+          <w:rFonts w:ascii="Yale 2024" w:hAnsi="Yale 2024"/>
+          <w:sz w:val="20"/>
+          <w:szCs w:val="20"/>
+        </w:rPr>
+        <w:t xml:space="preserve">made </w:t>
+      </w:r>
+      <w:r>
+        <w:rPr>
+          <w:rFonts w:ascii="Yale 2024" w:hAnsi="Yale 2024"/>
+          <w:sz w:val="20"/>
+          <w:szCs w:val="20"/>
+        </w:rPr>
+        <w:t>public</w:t>
+      </w:r>
+      <w:r>
+        <w:rPr>
+          <w:rFonts w:ascii="Yale 2024" w:hAnsi="Yale 2024"/>
+          <w:sz w:val="20"/>
+          <w:szCs w:val="20"/>
+        </w:rPr>
+        <w:t xml:space="preserve"> at the time of publication</w:t>
+      </w:r>
+      <w:r>
+        <w:rPr>
+          <w:rFonts w:ascii="Yale 2024" w:hAnsi="Yale 2024"/>
+          <w:sz w:val="20"/>
+          <w:szCs w:val="20"/>
+        </w:rPr>
+        <w:t xml:space="preserve"> and can be made available to either editors or referees if needed</w:t>
+      </w:r>
+      <w:r>
+        <w:rPr>
+          <w:rFonts w:ascii="Yale 2024" w:hAnsi="Yale 2024"/>
+          <w:sz w:val="20"/>
+          <w:szCs w:val="20"/>
+        </w:rPr>
+        <w:t xml:space="preserve">. </w:t>
+      </w:r>
+      <w:r>
+        <w:rPr>
+          <w:rFonts w:ascii="Yale 2024" w:hAnsi="Yale 2024" w:cs="Times New Roman"/>
+          <w:sz w:val="20"/>
+          <w:szCs w:val="20"/>
+        </w:rPr>
+        <w:t>The manuscript is not under review or consideration elsewhere. Please contact me with any further questions.</w:t>
+      </w:r>
+    </w:p>
+    <w:p>
+      <w:pPr>
+        <w:pStyle w:val="Body"/>
+        <w:spacing w:before="49"/>
+        <w:ind w:firstLine="720"/>
+        <w:rPr>
+          <w:rFonts w:ascii="Yale 2024" w:hAnsi="Yale 2024" w:cs="Times New Roman"/>
+          <w:sz w:val="20"/>
+          <w:szCs w:val="20"/>
         </w:rPr>
       </w:pPr>
     </w:p>
@@ -181,12 +595,16 @@
         <w:pStyle w:val="Body"/>
         <w:spacing w:before="49"/>
         <w:rPr>
-          <w:rFonts w:ascii="Times New Roman" w:hAnsi="Times New Roman" w:cs="Times New Roman"/>
+          <w:rFonts w:ascii="Yale 2024" w:hAnsi="Yale 2024" w:cs="Times New Roman"/>
+          <w:sz w:val="20"/>
+          <w:szCs w:val="20"/>
         </w:rPr>
       </w:pPr>
       <w:r>
         <w:rPr>
-          <w:rFonts w:ascii="Times New Roman" w:hAnsi="Times New Roman" w:cs="Times New Roman"/>
+          <w:rFonts w:ascii="Yale 2024" w:hAnsi="Yale 2024" w:cs="Times New Roman"/>
+          <w:sz w:val="20"/>
+          <w:szCs w:val="20"/>
         </w:rPr>
         <w:t>Sincerely,</w:t>
       </w:r>
@@ -196,7 +614,9 @@
         <w:pStyle w:val="Body"/>
         <w:spacing w:before="49"/>
         <w:rPr>
-          <w:rFonts w:ascii="Times New Roman" w:hAnsi="Times New Roman" w:cs="Times New Roman"/>
+          <w:rFonts w:ascii="Yale 2024" w:hAnsi="Yale 2024" w:cs="Times New Roman"/>
+          <w:sz w:val="20"/>
+          <w:szCs w:val="20"/>
         </w:rPr>
       </w:pPr>
     </w:p>
@@ -206,7 +626,9 @@
         <w:spacing w:before="49"/>
         <w:ind w:firstLine="720"/>
         <w:rPr>
-          <w:rFonts w:ascii="Times New Roman" w:hAnsi="Times New Roman" w:cs="Times New Roman"/>
+          <w:rFonts w:ascii="Yale 2024" w:hAnsi="Yale 2024" w:cs="Times New Roman"/>
+          <w:sz w:val="20"/>
+          <w:szCs w:val="20"/>
         </w:rPr>
       </w:pPr>
     </w:p>
@@ -214,12 +636,16 @@
       <w:pPr>
         <w:pStyle w:val="Body"/>
         <w:rPr>
-          <w:rFonts w:ascii="Times New Roman" w:eastAsia="Times New Roman" w:hAnsi="Times New Roman" w:cs="Times New Roman"/>
+          <w:rFonts w:ascii="Yale 2024" w:hAnsi="Yale 2024" w:cs="Times New Roman"/>
+          <w:sz w:val="20"/>
+          <w:szCs w:val="20"/>
         </w:rPr>
       </w:pPr>
       <w:r>
         <w:rPr>
-          <w:rFonts w:ascii="Times New Roman" w:hAnsi="Times New Roman" w:cs="Times New Roman"/>
+          <w:rFonts w:ascii="Yale 2024" w:hAnsi="Yale 2024" w:cs="Times New Roman"/>
+          <w:sz w:val="20"/>
+          <w:szCs w:val="20"/>
         </w:rPr>
         <w:t>Alexander Abajian</w:t>
       </w:r>
@@ -228,81 +654,108 @@
       <w:pPr>
         <w:pStyle w:val="Body"/>
         <w:rPr>
-          <w:rFonts w:ascii="Times New Roman" w:eastAsia="Times New Roman" w:hAnsi="Times New Roman" w:cs="Times New Roman"/>
+          <w:rFonts w:ascii="Yale 2024" w:eastAsia="Times New Roman" w:hAnsi="Yale 2024" w:cs="Times New Roman"/>
+          <w:sz w:val="20"/>
+          <w:szCs w:val="20"/>
         </w:rPr>
       </w:pPr>
       <w:r>
         <w:rPr>
-          <w:rFonts w:ascii="Times New Roman" w:hAnsi="Times New Roman" w:cs="Times New Roman"/>
-        </w:rPr>
-        <w:t>Yale School of the Environment</w:t>
+          <w:rFonts w:ascii="Yale 2024" w:eastAsia="Times New Roman" w:hAnsi="Yale 2024" w:cs="Times New Roman"/>
+          <w:sz w:val="20"/>
+          <w:szCs w:val="20"/>
+        </w:rPr>
+        <w:t>alexander.abajian@yale.edu</w:t>
       </w:r>
     </w:p>
     <w:p>
       <w:pPr>
         <w:pStyle w:val="Body"/>
         <w:rPr>
-          <w:rFonts w:ascii="Times New Roman" w:hAnsi="Times New Roman" w:cs="Times New Roman"/>
+          <w:rFonts w:ascii="Yale 2024" w:eastAsia="Times New Roman" w:hAnsi="Yale 2024" w:cs="Times New Roman"/>
+          <w:sz w:val="20"/>
+          <w:szCs w:val="20"/>
         </w:rPr>
       </w:pPr>
       <w:r>
         <w:rPr>
-          <w:rFonts w:ascii="Times New Roman" w:hAnsi="Times New Roman" w:cs="Times New Roman"/>
-        </w:rPr>
-        <w:t>8A Sage Hall</w:t>
+          <w:rFonts w:ascii="Yale 2024" w:hAnsi="Yale 2024" w:cs="Times New Roman"/>
+          <w:sz w:val="20"/>
+          <w:szCs w:val="20"/>
+        </w:rPr>
+        <w:t>Yale School of the Environment</w:t>
       </w:r>
     </w:p>
     <w:p>
       <w:pPr>
         <w:pStyle w:val="Body"/>
         <w:rPr>
-          <w:rFonts w:ascii="Times New Roman" w:hAnsi="Times New Roman" w:cs="Times New Roman"/>
+          <w:rFonts w:ascii="Yale 2024" w:hAnsi="Yale 2024" w:cs="Times New Roman"/>
+          <w:sz w:val="20"/>
+          <w:szCs w:val="20"/>
         </w:rPr>
       </w:pPr>
       <w:r>
         <w:rPr>
-          <w:rFonts w:ascii="Times New Roman" w:hAnsi="Times New Roman" w:cs="Times New Roman"/>
-        </w:rPr>
-        <w:t xml:space="preserve">205 Prospect Street </w:t>
+          <w:rFonts w:ascii="Yale 2024" w:hAnsi="Yale 2024" w:cs="Times New Roman"/>
+          <w:sz w:val="20"/>
+          <w:szCs w:val="20"/>
+        </w:rPr>
+        <w:t>Sage Hall 8A</w:t>
       </w:r>
     </w:p>
     <w:p>
       <w:pPr>
         <w:pStyle w:val="Body"/>
         <w:rPr>
-          <w:rFonts w:ascii="Times New Roman" w:eastAsia="Times New Roman" w:hAnsi="Times New Roman" w:cs="Times New Roman"/>
+          <w:rFonts w:ascii="Yale 2024" w:hAnsi="Yale 2024" w:cs="Times New Roman"/>
+          <w:sz w:val="20"/>
+          <w:szCs w:val="20"/>
         </w:rPr>
       </w:pPr>
       <w:r>
         <w:rPr>
-          <w:rFonts w:ascii="Times New Roman" w:hAnsi="Times New Roman" w:cs="Times New Roman"/>
-        </w:rPr>
-        <w:t>New Haven, CT 06511</w:t>
+          <w:rFonts w:ascii="Yale 2024" w:hAnsi="Yale 2024" w:cs="Times New Roman"/>
+          <w:sz w:val="20"/>
+          <w:szCs w:val="20"/>
+        </w:rPr>
+        <w:t xml:space="preserve">205 Prospect Street </w:t>
       </w:r>
     </w:p>
     <w:p>
       <w:pPr>
         <w:pStyle w:val="Body"/>
         <w:rPr>
-          <w:rFonts w:ascii="Times New Roman" w:eastAsia="Times New Roman" w:hAnsi="Times New Roman" w:cs="Times New Roman"/>
+          <w:rFonts w:ascii="Yale 2024" w:eastAsia="Times New Roman" w:hAnsi="Yale 2024" w:cs="Times New Roman"/>
+          <w:sz w:val="20"/>
+          <w:szCs w:val="20"/>
         </w:rPr>
       </w:pPr>
+      <w:r>
+        <w:rPr>
+          <w:rFonts w:ascii="Yale 2024" w:hAnsi="Yale 2024" w:cs="Times New Roman"/>
+          <w:sz w:val="20"/>
+          <w:szCs w:val="20"/>
+        </w:rPr>
+        <w:t>New Haven, CT 06511</w:t>
+      </w:r>
     </w:p>
     <w:p>
       <w:pPr>
         <w:pStyle w:val="Body"/>
         <w:spacing w:before="49"/>
         <w:rPr>
-          <w:rFonts w:ascii="Times New Roman" w:hAnsi="Times New Roman" w:cs="Times New Roman"/>
+          <w:rFonts w:ascii="Yale 2024" w:hAnsi="Yale 2024" w:cs="Times New Roman"/>
+          <w:sz w:val="20"/>
+          <w:szCs w:val="20"/>
         </w:rPr>
       </w:pPr>
     </w:p>
     <w:sectPr>
       <w:headerReference w:type="default" r:id="rId6"/>
-      <w:footerReference w:type="default" r:id="rId7"/>
       <w:type w:val="continuous"/>
       <w:pgSz w:w="12240" w:h="15840"/>
-      <w:pgMar w:top="1440" w:right="1440" w:bottom="1440" w:left="1440" w:header="720" w:footer="720" w:gutter="0"/>
+      <w:pgMar w:top="2405" w:right="1800" w:bottom="1440" w:left="1800" w:header="720" w:footer="720" w:gutter="0"/>
       <w:cols w:space="720"/>
     </w:sectPr>
   </w:body>
@@ -326,16 +779,6 @@
     </w:p>
   </w:endnote>
 </w:endnotes>
-</file>
-
-<file path=word/footer1.xml><?xml version="1.0" encoding="utf-8"?>
-<w:ftr xmlns:wpc="http://schemas.microsoft.com/office/word/2010/wordprocessingCanvas" xmlns:cx="http://schemas.microsoft.com/office/drawing/2014/chartex" xmlns:cx1="http://schemas.microsoft.com/office/drawing/2015/9/8/chartex" xmlns:cx2="http://schemas.microsoft.com/office/drawing/2015/10/21/chartex" xmlns:cx3="http://schemas.microsoft.com/office/drawing/2016/5/9/chartex" xmlns:cx4="http://schemas.microsoft.com/office/drawing/2016/5/10/chartex" xmlns:cx5="http://schemas.microsoft.com/office/drawing/2016/5/11/chartex" xmlns:cx6="http://schemas.microsoft.com/office/drawing/2016/5/12/chartex" xmlns:cx7="http://schemas.microsoft.com/office/drawing/2016/5/13/chartex" xmlns:cx8="http://schemas.microsoft.com/office/drawing/2016/5/14/chartex" xmlns:mc="http://schemas.openxmlformats.org/markup-compatibility/2006" xmlns:aink="http://schemas.microsoft.com/office/drawing/2016/ink" xmlns:am3d="http://schemas.microsoft.com/office/drawing/2017/model3d" xmlns:o="urn:schemas-microsoft-com:office:office" xmlns:oel="http://schemas.microsoft.com/office/2019/extlst" xmlns:r="http://schemas.openxmlformats.org/officeDocument/2006/relationships" xmlns:m="http://schemas.openxmlformats.org/officeDocument/2006/math" xmlns:v="urn:schemas-microsoft-com:vml" xmlns:wp14="http://schemas.microsoft.com/office/word/2010/wordprocessingDrawing" xmlns:wp="http://schemas.openxmlformats.org/drawingml/2006/wordprocessingDrawing" xmlns:w10="urn:schemas-microsoft-com:office:word" xmlns:w="http://schemas.openxmlformats.org/wordprocessingml/2006/main" xmlns:w14="http://schemas.microsoft.com/office/word/2010/wordml" xmlns:w15="http://schemas.microsoft.com/office/word/2012/wordml" xmlns:w16cex="http://schemas.microsoft.com/office/word/2018/wordml/cex" xmlns:w16cid="http://schemas.microsoft.com/office/word/2016/wordml/cid" xmlns:w16="http://schemas.microsoft.com/office/word/2018/wordml" xmlns:w16du="http://schemas.microsoft.com/office/word/2023/wordml/word16du" xmlns:w16sdtdh="http://schemas.microsoft.com/office/word/2020/wordml/sdtdatahash" xmlns:w16sdtfl="http://schemas.microsoft.com/office/word/2024/wordml/sdtformatlock" xmlns:w16se="http://schemas.microsoft.com/office/word/2015/wordml/symex" xmlns:wpg="http://schemas.microsoft.com/office/word/2010/wordprocessingGroup" xmlns:wpi="http://schemas.microsoft.com/office/word/2010/wordprocessingInk" xmlns:wne="http://schemas.microsoft.com/office/word/2006/wordml" xmlns:wps="http://schemas.microsoft.com/office/word/2010/wordprocessingShape" mc:Ignorable="w14 w15 w16se w16cid w16 w16cex w16sdtdh w16sdtfl w16du wp14">
-  <w:p>
-    <w:pPr>
-      <w:pStyle w:val="HeaderFooter"/>
-    </w:pPr>
-  </w:p>
-</w:ftr>
 </file>
 
 <file path=word/footnotes.xml><?xml version="1.0" encoding="utf-8"?>
@@ -363,6 +806,85 @@
     <w:pPr>
       <w:pStyle w:val="HeaderFooter"/>
     </w:pPr>
+    <w:r>
+      <w:rPr>
+        <w:noProof/>
+        <w14:textOutline w14:w="0" w14:cap="rnd" w14:cmpd="sng" w14:algn="ctr">
+          <w14:noFill/>
+          <w14:prstDash w14:val="solid"/>
+          <w14:bevel/>
+        </w14:textOutline>
+      </w:rPr>
+      <w:drawing>
+        <wp:anchor distT="0" distB="0" distL="114300" distR="114300" simplePos="0" relativeHeight="251658240" behindDoc="1" locked="0" layoutInCell="1" allowOverlap="1" wp14:anchorId="558E8406" wp14:editId="0B65B454">
+          <wp:simplePos x="0" y="0"/>
+          <wp:positionH relativeFrom="column">
+            <wp:posOffset>-908050</wp:posOffset>
+          </wp:positionH>
+          <wp:positionV relativeFrom="paragraph">
+            <wp:posOffset>-444500</wp:posOffset>
+          </wp:positionV>
+          <wp:extent cx="4762500" cy="979170"/>
+          <wp:effectExtent l="0" t="0" r="0" b="0"/>
+          <wp:wrapTight wrapText="bothSides">
+            <wp:wrapPolygon edited="0">
+              <wp:start x="2995" y="7564"/>
+              <wp:lineTo x="1670" y="8125"/>
+              <wp:lineTo x="1555" y="8405"/>
+              <wp:lineTo x="1786" y="12607"/>
+              <wp:lineTo x="1786" y="12887"/>
+              <wp:lineTo x="2477" y="13447"/>
+              <wp:lineTo x="19123" y="13447"/>
+              <wp:lineTo x="19699" y="12607"/>
+              <wp:lineTo x="19930" y="9525"/>
+              <wp:lineTo x="3398" y="7564"/>
+              <wp:lineTo x="2995" y="7564"/>
+            </wp:wrapPolygon>
+          </wp:wrapTight>
+          <wp:docPr id="562129464" name="Picture 2"/>
+          <wp:cNvGraphicFramePr>
+            <a:graphicFrameLocks xmlns:a="http://schemas.openxmlformats.org/drawingml/2006/main" noChangeAspect="1"/>
+          </wp:cNvGraphicFramePr>
+          <a:graphic xmlns:a="http://schemas.openxmlformats.org/drawingml/2006/main">
+            <a:graphicData uri="http://schemas.openxmlformats.org/drawingml/2006/picture">
+              <pic:pic xmlns:pic="http://schemas.openxmlformats.org/drawingml/2006/picture">
+                <pic:nvPicPr>
+                  <pic:cNvPr id="562129464" name="Picture 562129464"/>
+                  <pic:cNvPicPr/>
+                </pic:nvPicPr>
+                <pic:blipFill>
+                  <a:blip r:embed="rId1">
+                    <a:extLst>
+                      <a:ext uri="{28A0092B-C50C-407E-A947-70E740481C1C}">
+                        <a14:useLocalDpi xmlns:a14="http://schemas.microsoft.com/office/drawing/2010/main" val="0"/>
+                      </a:ext>
+                    </a:extLst>
+                  </a:blip>
+                  <a:stretch>
+                    <a:fillRect/>
+                  </a:stretch>
+                </pic:blipFill>
+                <pic:spPr>
+                  <a:xfrm>
+                    <a:off x="0" y="0"/>
+                    <a:ext cx="4762500" cy="979170"/>
+                  </a:xfrm>
+                  <a:prstGeom prst="rect">
+                    <a:avLst/>
+                  </a:prstGeom>
+                </pic:spPr>
+              </pic:pic>
+            </a:graphicData>
+          </a:graphic>
+          <wp14:sizeRelH relativeFrom="page">
+            <wp14:pctWidth>0</wp14:pctWidth>
+          </wp14:sizeRelH>
+          <wp14:sizeRelV relativeFrom="page">
+            <wp14:pctHeight>0</wp14:pctHeight>
+          </wp14:sizeRelV>
+        </wp:anchor>
+      </w:drawing>
+    </w:r>
   </w:p>
 </w:hdr>
 </file>
@@ -828,7 +1350,6 @@
   <w:style w:type="character" w:default="1" w:styleId="DefaultParagraphFont">
     <w:name w:val="Default Paragraph Font"/>
     <w:uiPriority w:val="1"/>
-    <w:semiHidden/>
     <w:unhideWhenUsed/>
   </w:style>
   <w:style w:type="table" w:default="1" w:styleId="TableNormal">
@@ -976,6 +1497,58 @@
       <w:color w:val="2F5496" w:themeColor="accent1" w:themeShade="BF"/>
       <w:sz w:val="32"/>
       <w:szCs w:val="32"/>
+      <w:lang w:eastAsia="en-US"/>
+    </w:rPr>
+  </w:style>
+  <w:style w:type="paragraph" w:styleId="Header">
+    <w:name w:val="header"/>
+    <w:basedOn w:val="Normal"/>
+    <w:link w:val="HeaderChar"/>
+    <w:uiPriority w:val="99"/>
+    <w:unhideWhenUsed/>
+    <w:rsid w:val="00612599"/>
+    <w:pPr>
+      <w:tabs>
+        <w:tab w:val="center" w:pos="4680"/>
+        <w:tab w:val="right" w:pos="9360"/>
+      </w:tabs>
+    </w:pPr>
+  </w:style>
+  <w:style w:type="character" w:customStyle="1" w:styleId="HeaderChar">
+    <w:name w:val="Header Char"/>
+    <w:basedOn w:val="DefaultParagraphFont"/>
+    <w:link w:val="Header"/>
+    <w:uiPriority w:val="99"/>
+    <w:rsid w:val="00612599"/>
+    <w:rPr>
+      <w:sz w:val="24"/>
+      <w:szCs w:val="24"/>
+      <w:lang w:eastAsia="en-US"/>
+    </w:rPr>
+  </w:style>
+  <w:style w:type="paragraph" w:styleId="Footer">
+    <w:name w:val="footer"/>
+    <w:basedOn w:val="Normal"/>
+    <w:link w:val="FooterChar"/>
+    <w:uiPriority w:val="99"/>
+    <w:unhideWhenUsed/>
+    <w:rsid w:val="00612599"/>
+    <w:pPr>
+      <w:tabs>
+        <w:tab w:val="center" w:pos="4680"/>
+        <w:tab w:val="right" w:pos="9360"/>
+      </w:tabs>
+    </w:pPr>
+  </w:style>
+  <w:style w:type="character" w:customStyle="1" w:styleId="FooterChar">
+    <w:name w:val="Footer Char"/>
+    <w:basedOn w:val="DefaultParagraphFont"/>
+    <w:link w:val="Footer"/>
+    <w:uiPriority w:val="99"/>
+    <w:rsid w:val="00612599"/>
+    <w:rPr>
+      <w:sz w:val="24"/>
+      <w:szCs w:val="24"/>
       <w:lang w:eastAsia="en-US"/>
     </w:rPr>
   </w:style>

--- a/AER_I_Submission/ACF_CL.docx
+++ b/AER_I_Submission/ACF_CL.docx
@@ -223,7 +223,23 @@
           <w:sz w:val="20"/>
           <w:szCs w:val="20"/>
         </w:rPr>
-        <w:t xml:space="preserve"> make understanding the role of natural resources</w:t>
+        <w:t xml:space="preserve"> </w:t>
+      </w:r>
+      <w:r>
+        <w:rPr>
+          <w:rFonts w:ascii="Yale 2024" w:hAnsi="Yale 2024" w:cs="Times New Roman"/>
+          <w:sz w:val="20"/>
+          <w:szCs w:val="20"/>
+        </w:rPr>
+        <w:t>have made</w:t>
+      </w:r>
+      <w:r>
+        <w:rPr>
+          <w:rFonts w:ascii="Yale 2024" w:hAnsi="Yale 2024" w:cs="Times New Roman"/>
+          <w:sz w:val="20"/>
+          <w:szCs w:val="20"/>
+        </w:rPr>
+        <w:t xml:space="preserve"> understanding the role of natural resources</w:t>
       </w:r>
       <w:r>
         <w:rPr>
@@ -279,15 +295,15 @@
           <w:sz w:val="20"/>
           <w:szCs w:val="20"/>
         </w:rPr>
-        <w:t>Empirical</w:t>
-      </w:r>
-      <w:r>
-        <w:rPr>
-          <w:rFonts w:ascii="Yale 2024" w:hAnsi="Yale 2024" w:cs="Times New Roman"/>
-          <w:sz w:val="20"/>
-          <w:szCs w:val="20"/>
-        </w:rPr>
-        <w:t xml:space="preserve"> estimates </w:t>
+        <w:t xml:space="preserve">Our </w:t>
+      </w:r>
+      <w:r>
+        <w:rPr>
+          <w:rFonts w:ascii="Yale 2024" w:hAnsi="Yale 2024" w:cs="Times New Roman"/>
+          <w:sz w:val="20"/>
+          <w:szCs w:val="20"/>
+        </w:rPr>
+        <w:t xml:space="preserve">estimates </w:t>
       </w:r>
       <w:r>
         <w:rPr>
@@ -311,7 +327,23 @@
           <w:sz w:val="20"/>
           <w:szCs w:val="20"/>
         </w:rPr>
-        <w:t xml:space="preserve">the effects of additional measurement of natural capital on the margin for </w:t>
+        <w:t xml:space="preserve">the effects of additional natural capital </w:t>
+      </w:r>
+      <w:r>
+        <w:rPr>
+          <w:rFonts w:ascii="Yale 2024" w:hAnsi="Yale 2024" w:cs="Times New Roman"/>
+          <w:sz w:val="20"/>
+          <w:szCs w:val="20"/>
+        </w:rPr>
+        <w:t xml:space="preserve">measurement </w:t>
+      </w:r>
+      <w:r>
+        <w:rPr>
+          <w:rFonts w:ascii="Yale 2024" w:hAnsi="Yale 2024" w:cs="Times New Roman"/>
+          <w:sz w:val="20"/>
+          <w:szCs w:val="20"/>
+        </w:rPr>
+        <w:t xml:space="preserve">on the margin for </w:t>
       </w:r>
       <w:r>
         <w:rPr>
@@ -351,7 +383,47 @@
           <w:sz w:val="20"/>
           <w:szCs w:val="20"/>
         </w:rPr>
-        <w:t xml:space="preserve">suggest that the current omission of </w:t>
+        <w:t>suggest that</w:t>
+      </w:r>
+      <w:r>
+        <w:rPr>
+          <w:rFonts w:ascii="Yale 2024" w:hAnsi="Yale 2024" w:cs="Times New Roman"/>
+          <w:sz w:val="20"/>
+          <w:szCs w:val="20"/>
+        </w:rPr>
+        <w:t xml:space="preserve"> </w:t>
+      </w:r>
+      <w:r>
+        <w:rPr>
+          <w:rFonts w:ascii="Yale 2024" w:hAnsi="Yale 2024" w:cs="Times New Roman"/>
+          <w:sz w:val="20"/>
+          <w:szCs w:val="20"/>
+        </w:rPr>
+        <w:t>current</w:t>
+      </w:r>
+      <w:r>
+        <w:rPr>
+          <w:rFonts w:ascii="Yale 2024" w:hAnsi="Yale 2024" w:cs="Times New Roman"/>
+          <w:sz w:val="20"/>
+          <w:szCs w:val="20"/>
+        </w:rPr>
+        <w:t xml:space="preserve"> practices </w:t>
+      </w:r>
+      <w:r>
+        <w:rPr>
+          <w:rFonts w:ascii="Yale 2024" w:hAnsi="Yale 2024" w:cs="Times New Roman"/>
+          <w:sz w:val="20"/>
+          <w:szCs w:val="20"/>
+        </w:rPr>
+        <w:t>which omit</w:t>
+      </w:r>
+      <w:r>
+        <w:rPr>
+          <w:rFonts w:ascii="Yale 2024" w:hAnsi="Yale 2024" w:cs="Times New Roman"/>
+          <w:sz w:val="20"/>
+          <w:szCs w:val="20"/>
+        </w:rPr>
+        <w:t xml:space="preserve"> </w:t>
       </w:r>
       <w:r>
         <w:rPr>
@@ -383,7 +455,7 @@
           <w:sz w:val="20"/>
           <w:szCs w:val="20"/>
         </w:rPr>
-        <w:t>es existing</w:t>
+        <w:t xml:space="preserve"> existing</w:t>
       </w:r>
       <w:r>
         <w:rPr>
@@ -528,6 +600,14 @@
           <w:szCs w:val="20"/>
         </w:rPr>
         <w:t xml:space="preserve"> and computer code, will </w:t>
+      </w:r>
+      <w:r>
+        <w:rPr>
+          <w:rFonts w:ascii="Yale 2024" w:hAnsi="Yale 2024"/>
+          <w:sz w:val="20"/>
+          <w:szCs w:val="20"/>
+        </w:rPr>
+        <w:t xml:space="preserve">be </w:t>
       </w:r>
       <w:r>
         <w:rPr>
@@ -1350,6 +1430,7 @@
   <w:style w:type="character" w:default="1" w:styleId="DefaultParagraphFont">
     <w:name w:val="Default Paragraph Font"/>
     <w:uiPriority w:val="1"/>
+    <w:semiHidden/>
     <w:unhideWhenUsed/>
   </w:style>
   <w:style w:type="table" w:default="1" w:styleId="TableNormal">

--- a/AER_I_Submission/ACF_CL.docx
+++ b/AER_I_Submission/ACF_CL.docx
@@ -48,23 +48,7 @@
           <w:sz w:val="20"/>
           <w:szCs w:val="20"/>
         </w:rPr>
-        <w:t>Dear</w:t>
-      </w:r>
-      <w:r>
-        <w:rPr>
-          <w:rFonts w:ascii="Yale 2024" w:hAnsi="Yale 2024" w:cs="Times New Roman"/>
-          <w:sz w:val="20"/>
-          <w:szCs w:val="20"/>
-        </w:rPr>
-        <w:t xml:space="preserve"> Editor</w:t>
-      </w:r>
-      <w:r>
-        <w:rPr>
-          <w:rFonts w:ascii="Yale 2024" w:hAnsi="Yale 2024" w:cs="Times New Roman"/>
-          <w:sz w:val="20"/>
-          <w:szCs w:val="20"/>
-        </w:rPr>
-        <w:t>(s),</w:t>
+        <w:t>Dear Editor(s),</w:t>
       </w:r>
     </w:p>
     <w:p>
@@ -117,23 +101,7 @@
           <w:sz w:val="20"/>
           <w:szCs w:val="20"/>
         </w:rPr>
-        <w:t xml:space="preserve">Please </w:t>
-      </w:r>
-      <w:r>
-        <w:rPr>
-          <w:rFonts w:ascii="Yale 2024" w:hAnsi="Yale 2024" w:cs="Times New Roman"/>
-          <w:sz w:val="20"/>
-          <w:szCs w:val="20"/>
-        </w:rPr>
-        <w:t>consider</w:t>
-      </w:r>
-      <w:r>
-        <w:rPr>
-          <w:rFonts w:ascii="Yale 2024" w:hAnsi="Yale 2024" w:cs="Times New Roman"/>
-          <w:sz w:val="20"/>
-          <w:szCs w:val="20"/>
-        </w:rPr>
-        <w:t xml:space="preserve"> “Natural Capital and the Measurement of Productivity” for publication at American Economic Review: Insights (</w:t>
+        <w:t>Please consider “Natural Capital and the Measurement of Productivity” for publication at American Economic Review: Insights (</w:t>
       </w:r>
       <w:proofErr w:type="gramStart"/>
       <w:r>
@@ -151,47 +119,39 @@
           <w:sz w:val="20"/>
           <w:szCs w:val="20"/>
         </w:rPr>
-        <w:t>). The role of natural resources and the environment in</w:t>
-      </w:r>
-      <w:r>
-        <w:rPr>
-          <w:rFonts w:ascii="Yale 2024" w:hAnsi="Yale 2024" w:cs="Times New Roman"/>
-          <w:sz w:val="20"/>
-          <w:szCs w:val="20"/>
-        </w:rPr>
-        <w:t xml:space="preserve"> the</w:t>
-      </w:r>
-      <w:r>
-        <w:rPr>
-          <w:rFonts w:ascii="Yale 2024" w:hAnsi="Yale 2024" w:cs="Times New Roman"/>
-          <w:sz w:val="20"/>
-          <w:szCs w:val="20"/>
-        </w:rPr>
-        <w:t xml:space="preserve"> economy is a longstanding question. Recent </w:t>
-      </w:r>
-      <w:r>
-        <w:rPr>
-          <w:rFonts w:ascii="Yale 2024" w:hAnsi="Yale 2024" w:cs="Times New Roman"/>
-          <w:sz w:val="20"/>
-          <w:szCs w:val="20"/>
-        </w:rPr>
-        <w:t xml:space="preserve">(2025) </w:t>
-      </w:r>
-      <w:r>
-        <w:rPr>
-          <w:rFonts w:ascii="Yale 2024" w:hAnsi="Yale 2024" w:cs="Times New Roman"/>
-          <w:sz w:val="20"/>
-          <w:szCs w:val="20"/>
-        </w:rPr>
-        <w:t xml:space="preserve">changes to the System of National Accounts guidance </w:t>
-      </w:r>
-      <w:r>
-        <w:rPr>
-          <w:rFonts w:ascii="Yale 2024" w:hAnsi="Yale 2024" w:cs="Times New Roman"/>
-          <w:sz w:val="20"/>
-          <w:szCs w:val="20"/>
-        </w:rPr>
-        <w:t xml:space="preserve">along with </w:t>
+        <w:t xml:space="preserve">). </w:t>
+      </w:r>
+      <w:r>
+        <w:rPr>
+          <w:rFonts w:ascii="Yale 2024" w:hAnsi="Yale 2024" w:cs="Times New Roman"/>
+          <w:sz w:val="20"/>
+          <w:szCs w:val="20"/>
+        </w:rPr>
+        <w:t>How best to account for t</w:t>
+      </w:r>
+      <w:r>
+        <w:rPr>
+          <w:rFonts w:ascii="Yale 2024" w:hAnsi="Yale 2024" w:cs="Times New Roman"/>
+          <w:sz w:val="20"/>
+          <w:szCs w:val="20"/>
+        </w:rPr>
+        <w:t>he role of natur</w:t>
+      </w:r>
+      <w:r>
+        <w:rPr>
+          <w:rFonts w:ascii="Yale 2024" w:hAnsi="Yale 2024" w:cs="Times New Roman"/>
+          <w:sz w:val="20"/>
+          <w:szCs w:val="20"/>
+        </w:rPr>
+        <w:t>al capital</w:t>
+      </w:r>
+      <w:r>
+        <w:rPr>
+          <w:rFonts w:ascii="Yale 2024" w:hAnsi="Yale 2024" w:cs="Times New Roman"/>
+          <w:sz w:val="20"/>
+          <w:szCs w:val="20"/>
+        </w:rPr>
+        <w:t xml:space="preserve"> in the economy is a longstanding question. Recent (2025) changes to the System of National Accounts guidance along with </w:t>
       </w:r>
       <w:r>
         <w:rPr>
@@ -207,15 +167,79 @@
           <w:sz w:val="20"/>
           <w:szCs w:val="20"/>
         </w:rPr>
-        <w:t>policy push</w:t>
-      </w:r>
-      <w:r>
-        <w:rPr>
-          <w:rFonts w:ascii="Yale 2024" w:hAnsi="Yale 2024" w:cs="Times New Roman"/>
-          <w:sz w:val="20"/>
-          <w:szCs w:val="20"/>
-        </w:rPr>
-        <w:t>es globally</w:t>
+        <w:t xml:space="preserve">policy pushes globally </w:t>
+      </w:r>
+      <w:r>
+        <w:rPr>
+          <w:rFonts w:ascii="Yale 2024" w:hAnsi="Yale 2024" w:cs="Times New Roman"/>
+          <w:sz w:val="20"/>
+          <w:szCs w:val="20"/>
+        </w:rPr>
+        <w:t>have made</w:t>
+      </w:r>
+      <w:r>
+        <w:rPr>
+          <w:rFonts w:ascii="Yale 2024" w:hAnsi="Yale 2024" w:cs="Times New Roman"/>
+          <w:sz w:val="20"/>
+          <w:szCs w:val="20"/>
+        </w:rPr>
+        <w:t xml:space="preserve"> understanding the role of natur</w:t>
+      </w:r>
+      <w:r>
+        <w:rPr>
+          <w:rFonts w:ascii="Yale 2024" w:hAnsi="Yale 2024" w:cs="Times New Roman"/>
+          <w:sz w:val="20"/>
+          <w:szCs w:val="20"/>
+        </w:rPr>
+        <w:t>al capital</w:t>
+      </w:r>
+      <w:r>
+        <w:rPr>
+          <w:rFonts w:ascii="Yale 2024" w:hAnsi="Yale 2024" w:cs="Times New Roman"/>
+          <w:sz w:val="20"/>
+          <w:szCs w:val="20"/>
+        </w:rPr>
+        <w:t xml:space="preserve"> in production especially salient. In the manuscript, we give a theoretical basis for how omitting natural </w:t>
+      </w:r>
+      <w:r>
+        <w:rPr>
+          <w:rFonts w:ascii="Yale 2024" w:hAnsi="Yale 2024" w:cs="Times New Roman"/>
+          <w:sz w:val="20"/>
+          <w:szCs w:val="20"/>
+        </w:rPr>
+        <w:t>capital</w:t>
+      </w:r>
+      <w:r>
+        <w:rPr>
+          <w:rFonts w:ascii="Yale 2024" w:hAnsi="Yale 2024" w:cs="Times New Roman"/>
+          <w:sz w:val="20"/>
+          <w:szCs w:val="20"/>
+        </w:rPr>
+        <w:t xml:space="preserve"> biases estimates of total factor productivity (TFP) growth. </w:t>
+      </w:r>
+      <w:r>
+        <w:rPr>
+          <w:rFonts w:ascii="Yale 2024" w:hAnsi="Yale 2024" w:cs="Times New Roman"/>
+          <w:sz w:val="20"/>
+          <w:szCs w:val="20"/>
+        </w:rPr>
+        <w:t xml:space="preserve">Our </w:t>
+      </w:r>
+      <w:r>
+        <w:rPr>
+          <w:rFonts w:ascii="Yale 2024" w:hAnsi="Yale 2024" w:cs="Times New Roman"/>
+          <w:sz w:val="20"/>
+          <w:szCs w:val="20"/>
+        </w:rPr>
+        <w:t xml:space="preserve">estimates </w:t>
+      </w:r>
+      <w:r>
+        <w:rPr>
+          <w:rFonts w:ascii="Yale 2024" w:hAnsi="Yale 2024" w:cs="Times New Roman"/>
+          <w:sz w:val="20"/>
+          <w:szCs w:val="20"/>
+        </w:rPr>
+        <w:t>of</w:t>
       </w:r>
       <w:r>
         <w:rPr>
@@ -231,23 +255,15 @@
           <w:sz w:val="20"/>
           <w:szCs w:val="20"/>
         </w:rPr>
-        <w:t>have made</w:t>
-      </w:r>
-      <w:r>
-        <w:rPr>
-          <w:rFonts w:ascii="Yale 2024" w:hAnsi="Yale 2024" w:cs="Times New Roman"/>
-          <w:sz w:val="20"/>
-          <w:szCs w:val="20"/>
-        </w:rPr>
-        <w:t xml:space="preserve"> understanding the role of natural resources</w:t>
-      </w:r>
-      <w:r>
-        <w:rPr>
-          <w:rFonts w:ascii="Yale 2024" w:hAnsi="Yale 2024" w:cs="Times New Roman"/>
-          <w:sz w:val="20"/>
-          <w:szCs w:val="20"/>
-        </w:rPr>
-        <w:t xml:space="preserve"> in production</w:t>
+        <w:t xml:space="preserve">the effects of additional natural capital measurement on the margin for </w:t>
+      </w:r>
+      <w:r>
+        <w:rPr>
+          <w:rFonts w:ascii="Yale 2024" w:hAnsi="Yale 2024" w:cs="Times New Roman"/>
+          <w:sz w:val="20"/>
+          <w:szCs w:val="20"/>
+        </w:rPr>
+        <w:t>a representative panel of</w:t>
       </w:r>
       <w:r>
         <w:rPr>
@@ -263,55 +279,23 @@
           <w:sz w:val="20"/>
           <w:szCs w:val="20"/>
         </w:rPr>
-        <w:t>especially s</w:t>
-      </w:r>
-      <w:r>
-        <w:rPr>
-          <w:rFonts w:ascii="Yale 2024" w:hAnsi="Yale 2024" w:cs="Times New Roman"/>
-          <w:sz w:val="20"/>
-          <w:szCs w:val="20"/>
-        </w:rPr>
-        <w:t xml:space="preserve">alient. </w:t>
-      </w:r>
-      <w:r>
-        <w:rPr>
-          <w:rFonts w:ascii="Yale 2024" w:hAnsi="Yale 2024" w:cs="Times New Roman"/>
-          <w:sz w:val="20"/>
-          <w:szCs w:val="20"/>
-        </w:rPr>
-        <w:t xml:space="preserve">In the manuscript, </w:t>
-      </w:r>
-      <w:r>
-        <w:rPr>
-          <w:rFonts w:ascii="Yale 2024" w:hAnsi="Yale 2024" w:cs="Times New Roman"/>
-          <w:sz w:val="20"/>
-          <w:szCs w:val="20"/>
-        </w:rPr>
-        <w:t xml:space="preserve">we give a theoretical basis for how omitting natural resources biases estimates of total factor productivity (TFP) growth. </w:t>
-      </w:r>
-      <w:r>
-        <w:rPr>
-          <w:rFonts w:ascii="Yale 2024" w:hAnsi="Yale 2024" w:cs="Times New Roman"/>
-          <w:sz w:val="20"/>
-          <w:szCs w:val="20"/>
-        </w:rPr>
-        <w:t xml:space="preserve">Our </w:t>
-      </w:r>
-      <w:r>
-        <w:rPr>
-          <w:rFonts w:ascii="Yale 2024" w:hAnsi="Yale 2024" w:cs="Times New Roman"/>
-          <w:sz w:val="20"/>
-          <w:szCs w:val="20"/>
-        </w:rPr>
-        <w:t xml:space="preserve">estimates </w:t>
-      </w:r>
-      <w:r>
-        <w:rPr>
-          <w:rFonts w:ascii="Yale 2024" w:hAnsi="Yale 2024" w:cs="Times New Roman"/>
-          <w:sz w:val="20"/>
-          <w:szCs w:val="20"/>
-        </w:rPr>
-        <w:t>of</w:t>
+        <w:t xml:space="preserve">100 </w:t>
+      </w:r>
+      <w:r>
+        <w:rPr>
+          <w:rFonts w:ascii="Yale 2024" w:hAnsi="Yale 2024" w:cs="Times New Roman"/>
+          <w:sz w:val="20"/>
+          <w:szCs w:val="20"/>
+        </w:rPr>
+        <w:t xml:space="preserve">countries </w:t>
+      </w:r>
+      <w:r>
+        <w:rPr>
+          <w:rFonts w:ascii="Yale 2024" w:hAnsi="Yale 2024" w:cs="Times New Roman"/>
+          <w:sz w:val="20"/>
+          <w:szCs w:val="20"/>
+        </w:rPr>
+        <w:t>suggest that</w:t>
       </w:r>
       <w:r>
         <w:rPr>
@@ -327,31 +311,23 @@
           <w:sz w:val="20"/>
           <w:szCs w:val="20"/>
         </w:rPr>
-        <w:t xml:space="preserve">the effects of additional natural capital </w:t>
-      </w:r>
-      <w:r>
-        <w:rPr>
-          <w:rFonts w:ascii="Yale 2024" w:hAnsi="Yale 2024" w:cs="Times New Roman"/>
-          <w:sz w:val="20"/>
-          <w:szCs w:val="20"/>
-        </w:rPr>
-        <w:t xml:space="preserve">measurement </w:t>
-      </w:r>
-      <w:r>
-        <w:rPr>
-          <w:rFonts w:ascii="Yale 2024" w:hAnsi="Yale 2024" w:cs="Times New Roman"/>
-          <w:sz w:val="20"/>
-          <w:szCs w:val="20"/>
-        </w:rPr>
-        <w:t xml:space="preserve">on the margin for </w:t>
-      </w:r>
-      <w:r>
-        <w:rPr>
-          <w:rFonts w:ascii="Yale 2024" w:hAnsi="Yale 2024" w:cs="Times New Roman"/>
-          <w:sz w:val="20"/>
-          <w:szCs w:val="20"/>
-        </w:rPr>
-        <w:t>a representative panel of</w:t>
+        <w:t>current</w:t>
+      </w:r>
+      <w:r>
+        <w:rPr>
+          <w:rFonts w:ascii="Yale 2024" w:hAnsi="Yale 2024" w:cs="Times New Roman"/>
+          <w:sz w:val="20"/>
+          <w:szCs w:val="20"/>
+        </w:rPr>
+        <w:t xml:space="preserve"> practices that omit </w:t>
+      </w:r>
+      <w:r>
+        <w:rPr>
+          <w:rFonts w:ascii="Yale 2024" w:hAnsi="Yale 2024" w:cs="Times New Roman"/>
+          <w:sz w:val="20"/>
+          <w:szCs w:val="20"/>
+        </w:rPr>
+        <w:t>natural resources bias existing TFP estimates at scales that are important for budget forecasts and other</w:t>
       </w:r>
       <w:r>
         <w:rPr>
@@ -367,127 +343,7 @@
           <w:sz w:val="20"/>
           <w:szCs w:val="20"/>
         </w:rPr>
-        <w:t xml:space="preserve">100 </w:t>
-      </w:r>
-      <w:r>
-        <w:rPr>
-          <w:rFonts w:ascii="Yale 2024" w:hAnsi="Yale 2024" w:cs="Times New Roman"/>
-          <w:sz w:val="20"/>
-          <w:szCs w:val="20"/>
-        </w:rPr>
-        <w:t xml:space="preserve">countries </w:t>
-      </w:r>
-      <w:r>
-        <w:rPr>
-          <w:rFonts w:ascii="Yale 2024" w:hAnsi="Yale 2024" w:cs="Times New Roman"/>
-          <w:sz w:val="20"/>
-          <w:szCs w:val="20"/>
-        </w:rPr>
-        <w:t>suggest that</w:t>
-      </w:r>
-      <w:r>
-        <w:rPr>
-          <w:rFonts w:ascii="Yale 2024" w:hAnsi="Yale 2024" w:cs="Times New Roman"/>
-          <w:sz w:val="20"/>
-          <w:szCs w:val="20"/>
-        </w:rPr>
-        <w:t xml:space="preserve"> </w:t>
-      </w:r>
-      <w:r>
-        <w:rPr>
-          <w:rFonts w:ascii="Yale 2024" w:hAnsi="Yale 2024" w:cs="Times New Roman"/>
-          <w:sz w:val="20"/>
-          <w:szCs w:val="20"/>
-        </w:rPr>
-        <w:t>current</w:t>
-      </w:r>
-      <w:r>
-        <w:rPr>
-          <w:rFonts w:ascii="Yale 2024" w:hAnsi="Yale 2024" w:cs="Times New Roman"/>
-          <w:sz w:val="20"/>
-          <w:szCs w:val="20"/>
-        </w:rPr>
-        <w:t xml:space="preserve"> practices </w:t>
-      </w:r>
-      <w:r>
-        <w:rPr>
-          <w:rFonts w:ascii="Yale 2024" w:hAnsi="Yale 2024" w:cs="Times New Roman"/>
-          <w:sz w:val="20"/>
-          <w:szCs w:val="20"/>
-        </w:rPr>
-        <w:t>which omit</w:t>
-      </w:r>
-      <w:r>
-        <w:rPr>
-          <w:rFonts w:ascii="Yale 2024" w:hAnsi="Yale 2024" w:cs="Times New Roman"/>
-          <w:sz w:val="20"/>
-          <w:szCs w:val="20"/>
-        </w:rPr>
-        <w:t xml:space="preserve"> </w:t>
-      </w:r>
-      <w:r>
-        <w:rPr>
-          <w:rFonts w:ascii="Yale 2024" w:hAnsi="Yale 2024" w:cs="Times New Roman"/>
-          <w:sz w:val="20"/>
-          <w:szCs w:val="20"/>
-        </w:rPr>
-        <w:t>natural resources</w:t>
-      </w:r>
-      <w:r>
-        <w:rPr>
-          <w:rFonts w:ascii="Yale 2024" w:hAnsi="Yale 2024" w:cs="Times New Roman"/>
-          <w:sz w:val="20"/>
-          <w:szCs w:val="20"/>
-        </w:rPr>
-        <w:t xml:space="preserve"> </w:t>
-      </w:r>
-      <w:r>
-        <w:rPr>
-          <w:rFonts w:ascii="Yale 2024" w:hAnsi="Yale 2024" w:cs="Times New Roman"/>
-          <w:sz w:val="20"/>
-          <w:szCs w:val="20"/>
-        </w:rPr>
-        <w:t>bias</w:t>
-      </w:r>
-      <w:r>
-        <w:rPr>
-          <w:rFonts w:ascii="Yale 2024" w:hAnsi="Yale 2024" w:cs="Times New Roman"/>
-          <w:sz w:val="20"/>
-          <w:szCs w:val="20"/>
-        </w:rPr>
-        <w:t xml:space="preserve"> existing</w:t>
-      </w:r>
-      <w:r>
-        <w:rPr>
-          <w:rFonts w:ascii="Yale 2024" w:hAnsi="Yale 2024" w:cs="Times New Roman"/>
-          <w:sz w:val="20"/>
-          <w:szCs w:val="20"/>
-        </w:rPr>
-        <w:t xml:space="preserve"> TFP estimates at scales that are important for budget forecasts and other</w:t>
-      </w:r>
-      <w:r>
-        <w:rPr>
-          <w:rFonts w:ascii="Yale 2024" w:hAnsi="Yale 2024" w:cs="Times New Roman"/>
-          <w:sz w:val="20"/>
-          <w:szCs w:val="20"/>
-        </w:rPr>
-        <w:t xml:space="preserve"> </w:t>
-      </w:r>
-      <w:r>
-        <w:rPr>
-          <w:rFonts w:ascii="Yale 2024" w:hAnsi="Yale 2024" w:cs="Times New Roman"/>
-          <w:sz w:val="20"/>
-          <w:szCs w:val="20"/>
-        </w:rPr>
-        <w:t>long-run</w:t>
-      </w:r>
-      <w:r>
-        <w:rPr>
-          <w:rFonts w:ascii="Yale 2024" w:hAnsi="Yale 2024" w:cs="Times New Roman"/>
-          <w:sz w:val="20"/>
-          <w:szCs w:val="20"/>
-        </w:rPr>
-        <w:t xml:space="preserve"> macroeconomic </w:t>
+        <w:t xml:space="preserve">long-run macroeconomic </w:t>
       </w:r>
       <w:r>
         <w:rPr>
@@ -599,15 +455,7 @@
           <w:sz w:val="20"/>
           <w:szCs w:val="20"/>
         </w:rPr>
-        <w:t xml:space="preserve"> and computer code, will </w:t>
-      </w:r>
-      <w:r>
-        <w:rPr>
-          <w:rFonts w:ascii="Yale 2024" w:hAnsi="Yale 2024"/>
-          <w:sz w:val="20"/>
-          <w:szCs w:val="20"/>
-        </w:rPr>
-        <w:t xml:space="preserve">be </w:t>
+        <w:t xml:space="preserve"> and computer code, will be </w:t>
       </w:r>
       <w:r>
         <w:rPr>
@@ -831,6 +679,7 @@
         </w:rPr>
       </w:pPr>
     </w:p>
+    <w:p/>
     <w:sectPr>
       <w:headerReference w:type="default" r:id="rId6"/>
       <w:type w:val="continuous"/>
